--- a/RFI-Docs/STAT 7-18-24--Massive study of veterans’ DNA shows how diversity can help researchers decipher the genome.docx
+++ b/RFI-Docs/STAT 7-18-24--Massive study of veterans’ DNA shows how diversity can help researchers decipher the genome.docx
@@ -4,6 +4,121 @@
   <w:body>
     <w:p>
       <w:pPr>
+        <w:jc w:val="left"/>
+      </w:pPr>
+      <w:r>
+        <w:rPr>
+          <w:color w:val="646464"/>
+          <w:sz w:val="18"/>
+        </w:rPr>
+        <w:t>Document: STAT 7-18-24--Massive study of veterans’ DNA shows how diversity can help researchers decipher the genome.docx</w:t>
+      </w:r>
+    </w:p>
+    <w:p>
+      <w:pPr>
+        <w:jc w:val="left"/>
+      </w:pPr>
+      <w:r>
+        <w:rPr>
+          <w:color w:val="646464"/>
+          <w:sz w:val="18"/>
+        </w:rPr>
+        <w:t>Title: STAT 7-18-24--Massive study of veterans’ DNA shows how diversity can help researchers decipher the genome</w:t>
+      </w:r>
+    </w:p>
+    <w:p>
+      <w:pPr>
+        <w:jc w:val="left"/>
+      </w:pPr>
+      <w:r>
+        <w:rPr>
+          <w:color w:val="646464"/>
+          <w:sz w:val="18"/>
+        </w:rPr>
+        <w:t>Topic: MVP | Type: News Articles</w:t>
+      </w:r>
+    </w:p>
+    <w:p>
+      <w:pPr>
+        <w:jc w:val="left"/>
+      </w:pPr>
+      <w:r>
+        <w:rPr>
+          <w:color w:val="646464"/>
+          <w:sz w:val="18"/>
+        </w:rPr>
+        <w:t>Created: 2024-07-19 | By: Richman, Michael (VACO)</w:t>
+      </w:r>
+    </w:p>
+    <w:p>
+      <w:pPr>
+        <w:jc w:val="left"/>
+      </w:pPr>
+      <w:r>
+        <w:rPr>
+          <w:color w:val="646464"/>
+          <w:sz w:val="18"/>
+        </w:rPr>
+        <w:t>Modified: 2024-07-19 | By: Richman, Michael (VACO)</w:t>
+      </w:r>
+    </w:p>
+    <w:p>
+      <w:pPr>
+        <w:jc w:val="left"/>
+      </w:pPr>
+      <w:r>
+        <w:rPr>
+          <w:color w:val="C8C8C8"/>
+          <w:sz w:val="16"/>
+        </w:rPr>
+        <w:t>────────────────────────────────────────────────────────────────────────────────</w:t>
+      </w:r>
+    </w:p>
+    <w:p>
+      <w:pPr>
+        <w:jc w:val="left"/>
+      </w:pPr>
+      <w:r/>
+    </w:p>
+    <w:p>
+      <w:pPr>
+        <w:jc w:val="left"/>
+      </w:pPr>
+      <w:r>
+        <w:rPr>
+          <w:color w:val="646464"/>
+          <w:sz w:val="18"/>
+        </w:rPr>
+        <w:t>Topic: MVP | Type: News Articles</w:t>
+      </w:r>
+    </w:p>
+    <w:p>
+      <w:pPr>
+        <w:jc w:val="left"/>
+      </w:pPr>
+      <w:r>
+        <w:rPr>
+          <w:color w:val="646464"/>
+          <w:sz w:val="18"/>
+        </w:rPr>
+        <w:t>Created: 2024-07-19 | By: Richman, Michael (VACO)</w:t>
+      </w:r>
+    </w:p>
+    <w:p>
+      <w:pPr>
+        <w:jc w:val="left"/>
+      </w:pPr>
+      <w:r>
+        <w:rPr>
+          <w:color w:val="646464"/>
+          <w:sz w:val="18"/>
+        </w:rPr>
+        <w:t>Modified: 2024-07-19 | By: Richman, Michael (VACO)</w:t>
+      </w:r>
+    </w:p>
+    <w:p>
+      <w:pPr>
+        <w:jc w:val="left"/>
         <w:outlineLvl w:val="0"/>
         <w:rPr>
           <w:rFonts w:ascii="Arial" w:eastAsia="Times New Roman" w:hAnsi="Arial" w:cs="Arial"/>
@@ -16,14 +131,10 @@
       </w:pPr>
       <w:r>
         <w:rPr>
-          <w:rFonts w:ascii="Arial" w:eastAsia="Times New Roman" w:hAnsi="Arial" w:cs="Arial"/>
-          <w:color w:val="1C1C1C"/>
-          <w:kern w:val="36"/>
-          <w:sz w:val="60"/>
-          <w:szCs w:val="60"/>
-          <w14:ligatures w14:val="none"/>
-        </w:rPr>
-        <w:t>Massive study of veterans’ DNA shows how diversity can help researchers decipher the genome</w:t>
+          <w:color w:val="C8C8C8"/>
+          <w:sz w:val="16"/>
+        </w:rPr>
+        <w:t>────────────────────────────────────────────────────────────────────────────────</w:t>
       </w:r>
     </w:p>
     <w:p>
@@ -50,65 +161,7 @@
           <w14:ligatures w14:val="none"/>
         </w:rPr>
       </w:pPr>
-      <w:r>
-        <w:rPr>
-          <w:rFonts w:ascii="Garamond" w:eastAsia="Times New Roman" w:hAnsi="Garamond" w:cs="Times New Roman"/>
-          <w:noProof/>
-          <w:color w:val="1C1C1C"/>
-          <w:spacing w:val="30"/>
-          <w:sz w:val="27"/>
-          <w:szCs w:val="27"/>
-          <w14:ligatures w14:val="none"/>
-        </w:rPr>
-        <w:drawing>
-          <wp:inline distT="0" distB="0" distL="0" distR="0" wp14:anchorId="0373BA00" wp14:editId="086BCAA7">
-            <wp:extent cx="761365" cy="761365"/>
-            <wp:effectExtent l="0" t="0" r="0" b="635"/>
-            <wp:docPr id="2" name="Picture 2" descr="Jonathan Wosen"/>
-            <wp:cNvGraphicFramePr>
-              <a:graphicFrameLocks xmlns:a="http://schemas.openxmlformats.org/drawingml/2006/main" noChangeAspect="1"/>
-            </wp:cNvGraphicFramePr>
-            <a:graphic xmlns:a="http://schemas.openxmlformats.org/drawingml/2006/main">
-              <a:graphicData uri="http://schemas.openxmlformats.org/drawingml/2006/picture">
-                <pic:pic xmlns:pic="http://schemas.openxmlformats.org/drawingml/2006/picture">
-                  <pic:nvPicPr>
-                    <pic:cNvPr id="0" name="Picture 1" descr="Jonathan Wosen"/>
-                    <pic:cNvPicPr>
-                      <a:picLocks noChangeAspect="1" noChangeArrowheads="1"/>
-                    </pic:cNvPicPr>
-                  </pic:nvPicPr>
-                  <pic:blipFill>
-                    <a:blip r:embed="rId5">
-                      <a:extLst>
-                        <a:ext uri="{28A0092B-C50C-407E-A947-70E740481C1C}">
-                          <a14:useLocalDpi xmlns:a14="http://schemas.microsoft.com/office/drawing/2010/main" val="0"/>
-                        </a:ext>
-                      </a:extLst>
-                    </a:blip>
-                    <a:srcRect/>
-                    <a:stretch>
-                      <a:fillRect/>
-                    </a:stretch>
-                  </pic:blipFill>
-                  <pic:spPr bwMode="auto">
-                    <a:xfrm>
-                      <a:off x="0" y="0"/>
-                      <a:ext cx="761365" cy="761365"/>
-                    </a:xfrm>
-                    <a:prstGeom prst="rect">
-                      <a:avLst/>
-                    </a:prstGeom>
-                    <a:noFill/>
-                    <a:ln>
-                      <a:noFill/>
-                    </a:ln>
-                  </pic:spPr>
-                </pic:pic>
-              </a:graphicData>
-            </a:graphic>
-          </wp:inline>
-        </w:drawing>
-      </w:r>
+      <w:r/>
     </w:p>
     <w:p>
       <w:pPr>
